--- a/mynotes/项目实现计划表.docx
+++ b/mynotes/项目实现计划表.docx
@@ -157,155 +157,184 @@
         </w:rPr>
         <w:t>！！！</w:t>
       </w:r>
-    </w:p>
-    <w:p>
-      <w:pPr>
-        <w:rPr>
-          <w:rFonts w:hint="eastAsia"/>
-          <w:sz w:val="32"/>
-          <w:szCs w:val="32"/>
-          <w:lang w:val="en-US" w:eastAsia="zh-CN"/>
-        </w:rPr>
-      </w:pPr>
-    </w:p>
-    <w:p>
-      <w:pPr>
-        <w:rPr>
-          <w:rFonts w:hint="default"/>
-          <w:b/>
-          <w:bCs/>
-          <w:sz w:val="32"/>
-          <w:szCs w:val="32"/>
-          <w:lang w:val="en-US" w:eastAsia="zh-CN"/>
-        </w:rPr>
-      </w:pPr>
-      <w:r>
-        <w:rPr>
-          <w:rFonts w:hint="eastAsia"/>
-          <w:b/>
-          <w:bCs/>
-          <w:sz w:val="32"/>
-          <w:szCs w:val="32"/>
-          <w:lang w:val="en-US" w:eastAsia="zh-CN"/>
-        </w:rPr>
-        <w:t>请所有人员一定要对自己的职责负责，尽力干，有问题即使反馈给项目监工然后即使反馈到群里大家一起想办法，项目监工一定要定时性的了解项目进展，定时性问候(不是那个问候...，团队中严禁出现辱骂等不良风气，以</w:t>
-      </w:r>
-      <w:r>
-        <w:rPr>
-          <w:rFonts w:hint="default"/>
-          <w:b/>
-          <w:bCs/>
-          <w:sz w:val="32"/>
-          <w:szCs w:val="32"/>
-          <w:lang w:val="en-US" w:eastAsia="zh-CN"/>
-        </w:rPr>
-        <w:t>”</w:t>
-      </w:r>
-      <w:r>
-        <w:rPr>
-          <w:rFonts w:hint="eastAsia"/>
-          <w:b/>
-          <w:bCs/>
-          <w:sz w:val="32"/>
-          <w:szCs w:val="32"/>
-          <w:lang w:val="en-US" w:eastAsia="zh-CN"/>
-        </w:rPr>
-        <w:t>和</w:t>
-      </w:r>
-      <w:r>
-        <w:rPr>
-          <w:rFonts w:hint="default"/>
-          <w:b/>
-          <w:bCs/>
-          <w:sz w:val="32"/>
-          <w:szCs w:val="32"/>
-          <w:lang w:val="en-US" w:eastAsia="zh-CN"/>
-        </w:rPr>
-        <w:t>”</w:t>
-      </w:r>
-      <w:r>
-        <w:rPr>
-          <w:rFonts w:hint="eastAsia"/>
-          <w:b/>
-          <w:bCs/>
-          <w:sz w:val="32"/>
-          <w:szCs w:val="32"/>
-          <w:lang w:val="en-US" w:eastAsia="zh-CN"/>
-        </w:rPr>
-        <w:t>为贵)</w:t>
-      </w:r>
-    </w:p>
-    <w:p>
-      <w:pPr>
-        <w:rPr>
-          <w:rFonts w:hint="eastAsia"/>
-          <w:sz w:val="32"/>
-          <w:szCs w:val="32"/>
-          <w:lang w:val="en-US" w:eastAsia="zh-CN"/>
-        </w:rPr>
-      </w:pPr>
-    </w:p>
-    <w:p>
-      <w:pPr>
-        <w:rPr>
-          <w:rFonts w:hint="default"/>
-          <w:b/>
-          <w:bCs/>
-          <w:sz w:val="32"/>
-          <w:szCs w:val="32"/>
-          <w:highlight w:val="yellow"/>
-          <w:lang w:val="en-US" w:eastAsia="zh-CN"/>
-        </w:rPr>
-      </w:pPr>
-      <w:r>
-        <w:rPr>
-          <w:rFonts w:hint="eastAsia"/>
-          <w:b/>
-          <w:bCs/>
-          <w:sz w:val="32"/>
-          <w:szCs w:val="32"/>
-          <w:highlight w:val="yellow"/>
-          <w:lang w:val="en-US" w:eastAsia="zh-CN"/>
-        </w:rPr>
-        <w:t>时间规划一定要留有缓冲时间以即临时重新实现的可行时间，以防所有意外的发生</w:t>
-      </w:r>
-    </w:p>
-    <w:p>
-      <w:pPr>
-        <w:rPr>
-          <w:rFonts w:hint="eastAsia"/>
-          <w:sz w:val="32"/>
-          <w:szCs w:val="32"/>
-          <w:lang w:val="en-US" w:eastAsia="zh-CN"/>
-        </w:rPr>
-      </w:pPr>
-    </w:p>
-    <w:p>
-      <w:pPr>
-        <w:rPr>
-          <w:rFonts w:hint="eastAsia"/>
-          <w:b/>
-          <w:bCs/>
-          <w:sz w:val="32"/>
-          <w:szCs w:val="32"/>
-          <w:highlight w:val="yellow"/>
-          <w:lang w:val="en-US" w:eastAsia="zh-CN"/>
-        </w:rPr>
-      </w:pPr>
-      <w:r>
-        <w:rPr>
-          <w:rFonts w:hint="eastAsia"/>
-          <w:b/>
-          <w:bCs/>
-          <w:sz w:val="32"/>
-          <w:szCs w:val="32"/>
-          <w:highlight w:val="yellow"/>
-          <w:lang w:val="en-US" w:eastAsia="zh-CN"/>
-        </w:rPr>
-        <w:t>第一阶段</w:t>
-      </w:r>
       <w:bookmarkStart w:id="0" w:name="_GoBack"/>
       <w:bookmarkEnd w:id="0"/>
+    </w:p>
+    <w:p>
+      <w:pPr>
+        <w:rPr>
+          <w:rFonts w:hint="eastAsia"/>
+          <w:sz w:val="32"/>
+          <w:szCs w:val="32"/>
+          <w:lang w:val="en-US" w:eastAsia="zh-CN"/>
+        </w:rPr>
+      </w:pPr>
+    </w:p>
+    <w:p>
+      <w:pPr>
+        <w:rPr>
+          <w:rFonts w:hint="default"/>
+          <w:sz w:val="32"/>
+          <w:szCs w:val="32"/>
+          <w:lang w:val="en-US" w:eastAsia="zh-CN"/>
+        </w:rPr>
+      </w:pPr>
+      <w:r>
+        <w:rPr>
+          <w:rFonts w:hint="eastAsia"/>
+          <w:sz w:val="32"/>
+          <w:szCs w:val="32"/>
+          <w:lang w:val="en-US" w:eastAsia="zh-CN"/>
+        </w:rPr>
+        <w:t>明确好合理的作息与安排，对所有成员应该有足够的尊重！</w:t>
+      </w:r>
+    </w:p>
+    <w:p>
+      <w:pPr>
+        <w:rPr>
+          <w:rFonts w:hint="eastAsia"/>
+          <w:sz w:val="32"/>
+          <w:szCs w:val="32"/>
+          <w:lang w:val="en-US" w:eastAsia="zh-CN"/>
+        </w:rPr>
+      </w:pPr>
+    </w:p>
+    <w:p>
+      <w:pPr>
+        <w:rPr>
+          <w:rFonts w:hint="default"/>
+          <w:b/>
+          <w:bCs/>
+          <w:sz w:val="32"/>
+          <w:szCs w:val="32"/>
+          <w:lang w:val="en-US" w:eastAsia="zh-CN"/>
+        </w:rPr>
+      </w:pPr>
+      <w:r>
+        <w:rPr>
+          <w:rFonts w:hint="eastAsia"/>
+          <w:b/>
+          <w:bCs/>
+          <w:sz w:val="32"/>
+          <w:szCs w:val="32"/>
+          <w:lang w:val="en-US" w:eastAsia="zh-CN"/>
+        </w:rPr>
+        <w:t>请所有人员一定要对自己的职责负责，尽力干，有问题即使反馈给项目监工然后即使反馈到群里大家一起想办法，项目监工一定要定时性的了解项目进展，定时性问候(不是那个问候...，团队中严禁出现辱骂等不良风气，以</w:t>
+      </w:r>
+      <w:r>
+        <w:rPr>
+          <w:rFonts w:hint="default"/>
+          <w:b/>
+          <w:bCs/>
+          <w:sz w:val="32"/>
+          <w:szCs w:val="32"/>
+          <w:lang w:val="en-US" w:eastAsia="zh-CN"/>
+        </w:rPr>
+        <w:t>”</w:t>
+      </w:r>
+      <w:r>
+        <w:rPr>
+          <w:rFonts w:hint="eastAsia"/>
+          <w:b/>
+          <w:bCs/>
+          <w:sz w:val="32"/>
+          <w:szCs w:val="32"/>
+          <w:lang w:val="en-US" w:eastAsia="zh-CN"/>
+        </w:rPr>
+        <w:t>和</w:t>
+      </w:r>
+      <w:r>
+        <w:rPr>
+          <w:rFonts w:hint="default"/>
+          <w:b/>
+          <w:bCs/>
+          <w:sz w:val="32"/>
+          <w:szCs w:val="32"/>
+          <w:lang w:val="en-US" w:eastAsia="zh-CN"/>
+        </w:rPr>
+        <w:t>”</w:t>
+      </w:r>
+      <w:r>
+        <w:rPr>
+          <w:rFonts w:hint="eastAsia"/>
+          <w:b/>
+          <w:bCs/>
+          <w:sz w:val="32"/>
+          <w:szCs w:val="32"/>
+          <w:lang w:val="en-US" w:eastAsia="zh-CN"/>
+        </w:rPr>
+        <w:t>为贵)</w:t>
+      </w:r>
+    </w:p>
+    <w:p>
+      <w:pPr>
+        <w:rPr>
+          <w:rFonts w:hint="eastAsia"/>
+          <w:sz w:val="32"/>
+          <w:szCs w:val="32"/>
+          <w:lang w:val="en-US" w:eastAsia="zh-CN"/>
+        </w:rPr>
+      </w:pPr>
+    </w:p>
+    <w:p>
+      <w:pPr>
+        <w:rPr>
+          <w:rFonts w:hint="default"/>
+          <w:b/>
+          <w:bCs/>
+          <w:sz w:val="32"/>
+          <w:szCs w:val="32"/>
+          <w:highlight w:val="yellow"/>
+          <w:lang w:val="en-US" w:eastAsia="zh-CN"/>
+        </w:rPr>
+      </w:pPr>
+      <w:r>
+        <w:rPr>
+          <w:rFonts w:hint="eastAsia"/>
+          <w:b/>
+          <w:bCs/>
+          <w:sz w:val="32"/>
+          <w:szCs w:val="32"/>
+          <w:highlight w:val="yellow"/>
+          <w:lang w:val="en-US" w:eastAsia="zh-CN"/>
+        </w:rPr>
+        <w:t>时间规划一定要留有缓冲时间以即临时重新实现的可行时间，以防所有意外的发生</w:t>
+      </w:r>
+    </w:p>
+    <w:p>
+      <w:pPr>
+        <w:rPr>
+          <w:rFonts w:hint="eastAsia"/>
+          <w:sz w:val="32"/>
+          <w:szCs w:val="32"/>
+          <w:lang w:val="en-US" w:eastAsia="zh-CN"/>
+        </w:rPr>
+      </w:pPr>
+    </w:p>
+    <w:p>
+      <w:pPr>
+        <w:rPr>
+          <w:rFonts w:hint="eastAsia"/>
+          <w:b/>
+          <w:bCs/>
+          <w:sz w:val="32"/>
+          <w:szCs w:val="32"/>
+          <w:highlight w:val="yellow"/>
+          <w:lang w:val="en-US" w:eastAsia="zh-CN"/>
+        </w:rPr>
+      </w:pPr>
+      <w:r>
+        <w:rPr>
+          <w:rFonts w:hint="eastAsia"/>
+          <w:b/>
+          <w:bCs/>
+          <w:sz w:val="32"/>
+          <w:szCs w:val="32"/>
+          <w:highlight w:val="yellow"/>
+          <w:lang w:val="en-US" w:eastAsia="zh-CN"/>
+        </w:rPr>
+        <w:t>第一阶段</w:t>
+      </w:r>
     </w:p>
     <w:p>
       <w:pPr>
